--- a/output/docx/en/BUFRCREX_TableB_en_04.docx
+++ b/output/docx/en/BUFRCREX_TableB_en_04.docx
@@ -4665,7 +4665,7 @@
                 <w:b w:val="0"/>
                 <w:sz w:val="16"/>
               </w:rPr>
-              <w:t>Note 48: The latitude and longitude descriptors 0 05 001 and 0 06 001 indicate the position of the instrument and not the measurement itself (which is separately encoded in the associated data sequence).</w:t>
+              <w:t>Note B48: Descriptor 0 04 041 has been replaced by the combination of 0 08 025 and 0 26 003 and should not be used for encoding this element.</w:t>
             </w:r>
           </w:p>
         </w:tc>
@@ -6983,7 +6983,7 @@
           <w:i/>
           <w:sz w:val="14"/>
         </w:rPr>
-        <w:t>Note 27: All times are Universal Time Coordinated (UTC) unless otherwise noted.</w:t>
+        <w:t>Note B27: All times are Universal Time Coordinated (UTC) unless otherwise noted.</w:t>
       </w:r>
     </w:p>
     <w:p>
@@ -6993,7 +6993,7 @@
           <w:i/>
           <w:sz w:val="14"/>
         </w:rPr>
-        <w:t>Note 105: Negative time periods or displacements shall be used to indicate time periods or displacements preceding the currently defined time.</w:t>
+        <w:t>Note B105: Negative time periods or displacements shall be used to indicate time periods or displacements preceding the currently defined time.</w:t>
       </w:r>
     </w:p>
     <w:p>
@@ -7003,7 +7003,7 @@
           <w:i/>
           <w:sz w:val="14"/>
         </w:rPr>
-        <w:t>Note 145: The significance of time periods or displacements may be indicated using the time significance code corresponding to table reference 0 08 021.</w:t>
+        <w:t>Note B145: The significance of time periods or displacements may be indicated using the time significance code corresponding to table reference 0 08 021.</w:t>
       </w:r>
     </w:p>
     <w:p>
@@ -7013,7 +7013,7 @@
           <w:i/>
           <w:sz w:val="14"/>
         </w:rPr>
-        <w:t>Note 149: The time location, when used with forecast values, shall indicate the time of the initial state for the forecast, or the beginning of the forecast period; when used with ensemble means of forecast values, the time location shall indicate the initial state or the beginning of the first forecast over which ensemble means are derived.</w:t>
+        <w:t>Note B149: The time location, when used with forecast values, shall indicate the time of the initial state for the forecast, or the beginning of the forecast period; when used with ensemble means of forecast values, the time location shall indicate the initial state or the beginning of the first forecast over which ensemble means are derived.</w:t>
       </w:r>
     </w:p>
     <w:p>
@@ -7023,7 +7023,7 @@
           <w:i/>
           <w:sz w:val="14"/>
         </w:rPr>
-        <w:t>Note 158: Time periods or displacements and time increments require an initial time location to be defined prior to their use, followed where appropriate by a time significance definition.</w:t>
+        <w:t>Note B158: Time periods or displacements and time increments require an initial time location to be defined prior to their use, followed where appropriate by a time significance definition.</w:t>
       </w:r>
     </w:p>
     <w:p>
@@ -7033,7 +7033,7 @@
           <w:i/>
           <w:sz w:val="14"/>
         </w:rPr>
-        <w:t>Note 176: Where more than one time period or displacement is required to define complex time structures, they shall be defined in immediate succession, and the following ordering shall apply: ensemble period (if required), followed by forecast period (if required), followed by period for averaging or accumulation (if required).</w:t>
+        <w:t>Note B176: Where more than one time period or displacement is required to define complex time structures, they shall be defined in immediate succession, and the following ordering shall apply: ensemble period (if required), followed by forecast period (if required), followed by period for averaging or accumulation (if required).</w:t>
       </w:r>
     </w:p>
     <w:sectPr>
